--- a/src/main/resources/historico_campus_garanhuns.docx
+++ b/src/main/resources/historico_campus_garanhuns.docx
@@ -4,80 +4,142 @@
   <w:body>
     <w:p>
       <w:pPr>
-        <w:pStyle w:val="Normal"/>
+        <w:pStyle w:val="BodyText"/>
         <w:bidi w:val="0"/>
         <w:spacing w:lineRule="auto" w:line="360"/>
         <w:ind w:firstLine="709"/>
         <w:jc w:val="both"/>
         <w:rPr/>
       </w:pPr>
-      <w:r>
-        <w:rPr>
-          <w:rFonts w:ascii="Times New Roman" w:hAnsi="Times New Roman"/>
+      <w:bookmarkStart w:id="0" w:name="docs-internal-guid-5a591e97-7fff-4b8e-21"/>
+      <w:bookmarkEnd w:id="0"/>
+      <w:r>
+        <w:rPr>
+          <w:rFonts w:ascii="Times New Roman" w:hAnsi="Times New Roman"/>
+          <w:b w:val="false"/>
+          <w:i w:val="false"/>
+          <w:caps w:val="false"/>
+          <w:smallCaps w:val="false"/>
+          <w:strike w:val="false"/>
+          <w:dstrike w:val="false"/>
+          <w:color w:val="000000"/>
+          <w:sz w:val="24"/>
+          <w:szCs w:val="24"/>
+          <w:u w:val="none"/>
+          <w:effect w:val="none"/>
+          <w:shd w:fill="auto" w:val="clear"/>
         </w:rPr>
         <w:t>Em 2010, no contexto da expansão da educação profissional no Brasil — impulsionada pelo Plano de Expansão da Rede Federal de Educação Profissional e Tecnológica, instituído pela Lei nº 11.195/2005 —, a cidade de Garanhuns foi contemplada com a instalação de um campus do Instituto Federal de Pernambuco (IFPE). As atividades tiveram início no segundo semestre do mesmo ano, marcando um novo capítulo na história educacional da região.</w:t>
       </w:r>
     </w:p>
     <w:p>
       <w:pPr>
-        <w:pStyle w:val="Normal"/>
-        <w:bidi w:val="0"/>
-        <w:spacing w:lineRule="auto" w:line="360"/>
-        <w:ind w:firstLine="709"/>
-        <w:jc w:val="both"/>
-        <w:rPr/>
-      </w:pPr>
-      <w:r>
-        <w:rPr>
-          <w:rFonts w:ascii="Times New Roman" w:hAnsi="Times New Roman"/>
+        <w:pStyle w:val="BodyText"/>
+        <w:bidi w:val="0"/>
+        <w:spacing w:lineRule="auto" w:line="360" w:before="240" w:after="240"/>
+        <w:ind w:firstLine="720" w:left="0" w:right="0"/>
+        <w:jc w:val="both"/>
+        <w:rPr/>
+      </w:pPr>
+      <w:r>
+        <w:rPr>
+          <w:rFonts w:ascii="Times New Roman" w:hAnsi="Times New Roman"/>
+          <w:b w:val="false"/>
+          <w:i w:val="false"/>
+          <w:caps w:val="false"/>
+          <w:smallCaps w:val="false"/>
+          <w:strike w:val="false"/>
+          <w:dstrike w:val="false"/>
+          <w:color w:val="000000"/>
+          <w:sz w:val="24"/>
+          <w:szCs w:val="24"/>
+          <w:u w:val="none"/>
+          <w:effect w:val="none"/>
+          <w:shd w:fill="auto" w:val="clear"/>
         </w:rPr>
         <w:t>O processo de implantação do campus começou em 11 de junho de 2007, com uma reunião que reuniu representantes da sociedade civil, prefeitos da região e o diretor-geral do então CEFET/PE. Na ocasião, foi apresentada a Chamada Pública MEC/SETEC nº 001/2007, que apontava fatores como a localização geográfica estratégica, a relevância demográfica e a vocação educacional de Garanhuns como justificativas para a criação da unidade. Após consulta à população, foram definidos os primeiros cursos a serem ofertados: Técnico em Informática, Técnico em Meio Ambiente e Técnico em Eletroeletrônica.</w:t>
       </w:r>
     </w:p>
     <w:p>
       <w:pPr>
-        <w:pStyle w:val="Normal"/>
-        <w:bidi w:val="0"/>
-        <w:spacing w:lineRule="auto" w:line="360"/>
-        <w:ind w:firstLine="709"/>
-        <w:jc w:val="both"/>
-        <w:rPr/>
-      </w:pPr>
-      <w:r>
-        <w:rPr>
-          <w:rFonts w:ascii="Times New Roman" w:hAnsi="Times New Roman"/>
-        </w:rPr>
-        <w:t>A aula inaugural ocorreu em 23 de agosto de 2010, no auditório da Gerência Regional de Educação (GRE), com o início das turmas na modalidade subsequente. Em 2 de julho de 2012, o campus transferiu-se para sua sede definitiva e passou a ofertar cursos técnicos integrados ao Ensino Médio, inicialmente em Eletroeletrônica e, a partir de 2013, também em Informática e Meio Ambiente. Nesse período, a unidade aderiu a programas federais como o Pronatec, com formações em Eletricista Predial de Baixa Tensão, Auxiliar Administrativo e Promotor de Vendas, além do Programa Mulheres Mil, que ofertou cursos de Corte e Escova e de Corte e Costura. A inauguração oficial do campus ocorreu em 5 de dezembro de 2012, durante cerimônia presidida pela então Presidenta Dilma Rousseff, em Brasília, juntamente com outros campi da Rede Federal.</w:t>
-      </w:r>
-    </w:p>
-    <w:p>
-      <w:pPr>
-        <w:pStyle w:val="Normal"/>
-        <w:bidi w:val="0"/>
-        <w:spacing w:lineRule="auto" w:line="360"/>
-        <w:ind w:firstLine="709"/>
-        <w:jc w:val="both"/>
-        <w:rPr/>
-      </w:pPr>
-      <w:r>
-        <w:rPr>
-          <w:rFonts w:ascii="Times New Roman" w:hAnsi="Times New Roman"/>
+        <w:pStyle w:val="BodyText"/>
+        <w:bidi w:val="0"/>
+        <w:spacing w:lineRule="auto" w:line="360" w:before="240" w:after="240"/>
+        <w:ind w:firstLine="720" w:left="0" w:right="0"/>
+        <w:jc w:val="both"/>
+        <w:rPr/>
+      </w:pPr>
+      <w:r>
+        <w:rPr>
+          <w:rFonts w:ascii="Times New Roman" w:hAnsi="Times New Roman"/>
+          <w:b w:val="false"/>
+          <w:i w:val="false"/>
+          <w:caps w:val="false"/>
+          <w:smallCaps w:val="false"/>
+          <w:strike w:val="false"/>
+          <w:dstrike w:val="false"/>
+          <w:color w:val="000000"/>
+          <w:sz w:val="24"/>
+          <w:szCs w:val="24"/>
+          <w:u w:val="none"/>
+          <w:effect w:val="none"/>
+          <w:shd w:fill="auto" w:val="clear"/>
+        </w:rPr>
+        <w:t>A aula inaugural ocorreu em 23 de agosto de 2010, no auditório da Gerência Regional de Educação (GRE), com o início das turmas na modalidade subsequente. Em 2 de julho de 2012, o campus transferiu-se para sua sede definitiva e passou a ofertar cursos técnicos integrados ao Ensino Médio, inicialmente em Eletroeletrônica e, a partir de 2013, também em Informática e Meio Ambiente. Nesse período, a unidade aderiu a programas federais como o Pronatec, com formação em Eletricista Predial de Baixa Tensão, Auxiliar Administrativo e Promotor de Vendas, além do Programa Mulheres Mil, que ofertou cursos de Corte e Escova e de Corte e Costura. A inauguração oficial do campus ocorreu em 5 de dezembro de 2012, durante cerimônia presidida pela então Presidenta Dilma Rousseff, em Brasília, juntamente com outros campi da Rede Federal.</w:t>
+      </w:r>
+    </w:p>
+    <w:p>
+      <w:pPr>
+        <w:pStyle w:val="BodyText"/>
+        <w:bidi w:val="0"/>
+        <w:spacing w:lineRule="auto" w:line="360" w:before="240" w:after="240"/>
+        <w:ind w:firstLine="720" w:left="0" w:right="0"/>
+        <w:jc w:val="both"/>
+        <w:rPr/>
+      </w:pPr>
+      <w:r>
+        <w:rPr>
+          <w:rFonts w:ascii="Times New Roman" w:hAnsi="Times New Roman"/>
+          <w:b w:val="false"/>
+          <w:i w:val="false"/>
+          <w:caps w:val="false"/>
+          <w:smallCaps w:val="false"/>
+          <w:strike w:val="false"/>
+          <w:dstrike w:val="false"/>
+          <w:color w:val="000000"/>
+          <w:sz w:val="24"/>
+          <w:szCs w:val="24"/>
+          <w:u w:val="none"/>
+          <w:effect w:val="none"/>
+          <w:shd w:fill="auto" w:val="clear"/>
         </w:rPr>
         <w:t>Ao longo de sua trajetória, o campus tem ampliado continuamente sua oferta acadêmica. Em 2016, implantou a pós-graduação lato sensu em Desenvolvimento de Software para Web e Dispositivos Móveis; em 2017, o Bacharelado em Engenharia Elétrica; em 2019, o curso superior de Tecnologia em Análise e Desenvolvimento de Sistemas e a pós-graduação em Linguagem e Práticas Sociais; e, em 2023, a pós-graduação em Educação Intercultural Indígena-Quilombola Antirracista. Atualmente, suas formações estão organizadas em três eixos tecnológicos: Controle e Processos Industriais, Informação e Comunicação e Ambiente, Saúde e Segurança.</w:t>
       </w:r>
     </w:p>
     <w:p>
       <w:pPr>
-        <w:pStyle w:val="Normal"/>
-        <w:bidi w:val="0"/>
-        <w:spacing w:lineRule="auto" w:line="360"/>
-        <w:ind w:firstLine="709"/>
-        <w:jc w:val="both"/>
-        <w:rPr/>
-      </w:pPr>
-      <w:r>
-        <w:rPr>
-          <w:rFonts w:ascii="Times New Roman" w:hAnsi="Times New Roman"/>
+        <w:pStyle w:val="BodyText"/>
+        <w:bidi w:val="0"/>
+        <w:spacing w:lineRule="auto" w:line="360" w:before="240" w:after="240"/>
+        <w:ind w:firstLine="720" w:left="0" w:right="0"/>
+        <w:jc w:val="both"/>
+        <w:rPr/>
+      </w:pPr>
+      <w:r>
+        <w:rPr>
+          <w:rFonts w:ascii="Times New Roman" w:hAnsi="Times New Roman"/>
+          <w:b w:val="false"/>
+          <w:i w:val="false"/>
+          <w:caps w:val="false"/>
+          <w:smallCaps w:val="false"/>
+          <w:strike w:val="false"/>
+          <w:dstrike w:val="false"/>
+          <w:color w:val="000000"/>
+          <w:sz w:val="24"/>
+          <w:szCs w:val="24"/>
+          <w:u w:val="none"/>
+          <w:effect w:val="none"/>
+          <w:shd w:fill="auto" w:val="clear"/>
         </w:rPr>
         <w:t>Atualmente, o IFPE – Campus Garanhuns atende cerca de 1.700 estudantes em cursos regulares e 21 na modalidade PROEJA, reafirmando seu compromisso com a democratização do ensino público, gratuito e de qualidade. Além da formação técnica, acadêmica e científica, a instituição se destaca pelas políticas de assistência estudantil, incentivo à cultura, arte, esporte e lazer, promovendo uma educação integral, inclusiva e socialmente comprometida, alinhada às necessidades do agreste pernambucano e aos desafios contemporâneos.</w:t>
       </w:r>
